--- a/rapports/16_02_2026/AGATHE/coh_EQ3_sup_014301220035.docx
+++ b/rapports/16_02_2026/AGATHE/coh_EQ3_sup_014301220035.docx
@@ -25,7 +25,7 @@
         <w:br/>
         <w:t>Grappe: 014301220035</w:t>
         <w:br/>
-        <w:t>Date: 16/02/2026 a 12:41</w:t>
+        <w:t>Date: 16/02/2026 a 12:58</w:t>
       </w:r>
     </w:p>
     <w:p/>

--- a/rapports/16_02_2026/AGATHE/coh_EQ3_sup_014301220035.docx
+++ b/rapports/16_02_2026/AGATHE/coh_EQ3_sup_014301220035.docx
@@ -25,7 +25,7 @@
         <w:br/>
         <w:t>Grappe: 014301220035</w:t>
         <w:br/>
-        <w:t>Date: 16/02/2026 a 12:58</w:t>
+        <w:t>Date: 16/02/2026 a 13:06</w:t>
       </w:r>
     </w:p>
     <w:p/>
@@ -119,7 +119,7 @@
           </w:tcPr>
           <w:p>
             <w:r>
-              <w:t>26</w:t>
+              <w:t>25</w:t>
             </w:r>
           </w:p>
         </w:tc>
@@ -295,7 +295,7 @@
           </w:tcPr>
           <w:p>
             <w:r>
-              <w:t>Section9c</w:t>
+              <w:t>Section0</w:t>
             </w:r>
           </w:p>
         </w:tc>
@@ -305,7 +305,7 @@
           </w:tcPr>
           <w:p>
             <w:r>
-              <w:t>Depenses non-alimentaires - 30 jours</w:t>
+              <w:t>Identification et renseignements de controle</w:t>
             </w:r>
           </w:p>
         </w:tc>
@@ -359,7 +359,7 @@
           </w:tcPr>
           <w:p>
             <w:r>
-              <w:t>Section13a</w:t>
+              <w:t>Section9c</w:t>
             </w:r>
           </w:p>
         </w:tc>
@@ -369,7 +369,7 @@
           </w:tcPr>
           <w:p>
             <w:r>
-              <w:t>Transferts recus</w:t>
+              <w:t>Depenses non-alimentaires - 30 jours</w:t>
             </w:r>
           </w:p>
         </w:tc>
@@ -411,7 +411,39 @@
           </w:tcPr>
           <w:p>
             <w:r>
-              <w:t>7</w:t>
+              <w:t>8</w:t>
+            </w:r>
+          </w:p>
+        </w:tc>
+      </w:tr>
+      <w:tr>
+        <w:tc>
+          <w:tcPr>
+            <w:tcW w:type="dxa" w:w="3324"/>
+          </w:tcPr>
+          <w:p>
+            <w:r>
+              <w:t>Section13a</w:t>
+            </w:r>
+          </w:p>
+        </w:tc>
+        <w:tc>
+          <w:tcPr>
+            <w:tcW w:type="dxa" w:w="3324"/>
+          </w:tcPr>
+          <w:p>
+            <w:r>
+              <w:t>Transferts recus</w:t>
+            </w:r>
+          </w:p>
+        </w:tc>
+        <w:tc>
+          <w:tcPr>
+            <w:tcW w:type="dxa" w:w="3324"/>
+          </w:tcPr>
+          <w:p>
+            <w:r>
+              <w:t>8</w:t>
             </w:r>
           </w:p>
         </w:tc>
@@ -466,38 +498,6 @@
           <w:p>
             <w:r>
               <w:t>Existence entreprise non agricole</w:t>
-            </w:r>
-          </w:p>
-        </w:tc>
-        <w:tc>
-          <w:tcPr>
-            <w:tcW w:type="dxa" w:w="3324"/>
-          </w:tcPr>
-          <w:p>
-            <w:r>
-              <w:t>5</w:t>
-            </w:r>
-          </w:p>
-        </w:tc>
-      </w:tr>
-      <w:tr>
-        <w:tc>
-          <w:tcPr>
-            <w:tcW w:type="dxa" w:w="3324"/>
-          </w:tcPr>
-          <w:p>
-            <w:r>
-              <w:t>Section12</w:t>
-            </w:r>
-          </w:p>
-        </w:tc>
-        <w:tc>
-          <w:tcPr>
-            <w:tcW w:type="dxa" w:w="3324"/>
-          </w:tcPr>
-          <w:p>
-            <w:r>
-              <w:t>Actifs du menage</w:t>
             </w:r>
           </w:p>
         </w:tc>
@@ -938,7 +938,7 @@
         <w:rPr>
           <w:sz w:val="20"/>
         </w:rPr>
-        <w:t>- Attention ! Le prix unitaire d'achat (200 Fcfa) de Manioc en tubercules en Morceau (Portion) (Moyen) est relativement élevé par rapport aux autres prix observés dans cette zone. Prière de corriger ou de confirmer avec le QG. Attention ! Le prix unitaire d'achat (200 Fcfa) de Poireau en Tas (Petit) est relativement élevé par rapport aux autres prix observés dans cette zone. Prière de corriger ou de confirmer avec le QG. Attention ! Le prix unitaire d'achat (300 Fcfa) de Choux en Morceau (Portion) (Moyen) est relativement élevé par rapport aux autres prix observés dans cette zone. Prière de corriger ou de confirmer avec le QG. Attention ! Le prix unitaire d'achat (400 Fcfa) de Tomate fraîche en Kg (taille unique) est relativement faible par rapport aux autres prix observés dans cette zone. Prière de corriger ou de confirmer avec le QG. Attention ! Le prix unitaire d'achat (500 Fcfa) de Lait concentré non-sucré en Pot (Petit) est relativement élevé par rapport aux autres prix observés dans cette zone. Prière de corriger ou de confirmer avec le QG. Attention ! Le prix unitaire d'achat (500 Fcfa) de Lait en poudre en Sachets (Petit) est relativement élevé par rapport aux autres prix observés dans cette zone. Prière de corriger ou de confirmer avec le QG. Attention ! Soupçons de quantité anormale! Le ménage de FATOU GUEYE avec une taille de 6 personnes a consommé 35 Morceau (Portion) en Petit de Beurre qui est relativement élevé comme consommation par rapport à la condition de vie des autres ménages de même taille dans cette zone. Prière de corriger ou de confirmer avec le QG. Avertissement!! La quantité (6 litre) du produit Huile de coton consommée  par le ménage semble très élevé, prière de corriger ou confirmer avec le QG. Avertissement!! Les quantités du Thé en feuille consommées en Sachets industriel semble incoherent car les ménages consomment géneralement en sachet ou en paquet, prière de corriger ou confirmer avec le QG. Avertissement!!! Le ménage a consommé 12 Cuillère Petit de Chocolat pâte à tartiner, cette quantité semble anormale pour une consommation des 7 derniers jours.Prière de corriger ou de confirmer avec le QG. Avertissement!!! Le ménage a consommé 15 Morceau (Portion) Tres petit de Saucisson/saucisses, cette quantité semble anormale pour une consommation des 7 derniers jours.Prière de corriger ou de confirmer avec le QG. Avertissement!!! Le ménage a consommé 7 Paquet Tres petit de Thé en sachet, cette quantité semble anormale pour une consommation des 7 derniers jours.Prière de corriger ou de confirmer avec le QG. Avertissement!! le prix unitaire (125 Fcfa) de Thé en sachet (unité: Paquet) de taille Tres petit est très faible ou élevé. Prière de corriger ou de confirmer avec le QG. Incohérence!! Dans ce ménage, chaque individus consomme par jour 34.45214 Kg  de cereale; Prière de revoir les quantités prises de ces produits. Incohérence!! Dans ce ménage, chaque individus consomme par jour 34.45214 Kg  de cereale; Prière de revoir les quantités prises de ces produits. Le prix d'achat unitaire (100 Fcfa) de Orange  en Kg de taille  taille unique  est très faible, prière de regarder les reponses prises dans les questions s07bq07a s07bq07b s07bq07c s07bq08 pour mieux corriger. Le prix d'achat unitaire (6000 Fcfa) de Autres viandes n.d.a.  en Kg de taille taille unique prière de regarder les reponses prises dans les questions s07bq07a s07bq07b s07bq07c s07bq08 pour mieux corriger.</w:t>
+        <w:t>- Attention ! Le prix unitaire d'achat (200 Fcfa) de Haricot vert en Tas (Tres petit) est relativement élevé par rapport aux autres prix observés dans cette zone. Prière de corriger ou de confirmer avec le QG. Attention ! Le prix unitaire d'achat (200 Fcfa) de Manioc en tubercules en Morceau (Portion) (Moyen) est relativement élevé par rapport aux autres prix observés dans cette zone. Prière de corriger ou de confirmer avec le QG. Attention ! Le prix unitaire d'achat (200 Fcfa) de Patate douce en Pièce (Moyen) est relativement élevé par rapport aux autres prix observés dans cette zone. Prière de corriger ou de confirmer avec le QG. Attention ! Le prix unitaire d'achat (200 Fcfa) de Poireau en Tas (Petit) est relativement élevé par rapport aux autres prix observés dans cette zone. Prière de corriger ou de confirmer avec le QG. Attention ! Le prix unitaire d'achat (300 Fcfa) de Choux en Morceau (Portion) (Moyen) est relativement élevé par rapport aux autres prix observés dans cette zone. Prière de corriger ou de confirmer avec le QG. Attention ! Le prix unitaire d'achat (500 Fcfa) de Lait concentré non-sucré en Pot (Petit) est relativement élevé par rapport aux autres prix observés dans cette zone. Prière de corriger ou de confirmer avec le QG. Attention ! Le prix unitaire d'achat (500 Fcfa) de Lait en poudre en Sachets (Petit) est relativement élevé par rapport aux autres prix observés dans cette zone. Prière de corriger ou de confirmer avec le QG. Attention ! Soupçons de quantité anormale! Le ménage de FATOU GUEYE avec une taille de 6 personnes a consommé 35 Morceau (Portion) en Petit de Beurre qui est relativement élevé comme consommation par rapport à la condition de vie des autres ménages de même taille dans cette zone. Prière de corriger ou de confirmer avec le QG. Avertissement!! La quantité (6 litre) du produit Huile de coton consommée  par le ménage semble très élevé, prière de corriger ou confirmer avec le QG. Avertissement!! Les quantités du Thé en feuille consommées en Sachets industriel semble incoherent car les ménages consomment géneralement en sachet ou en paquet, prière de corriger ou confirmer avec le QG. Avertissement!!! Le ménage a consommé 12 Cuillère Petit de Chocolat pâte à tartiner, cette quantité semble anormale pour une consommation des 7 derniers jours.Prière de corriger ou de confirmer avec le QG. Avertissement!!! Le ménage a consommé 15 Morceau (Portion) Tres petit de Saucisson/saucisses, cette quantité semble anormale pour une consommation des 7 derniers jours.Prière de corriger ou de confirmer avec le QG. Attention ! Soupçons de quantité anormale! Le ménage de FATOU GUEYE avec une taille de 6 personnes a consommé 15 Morceau (Portion) en Tres petit de Saucisson/saucisses qui est relativement élevé comme consommation par rapport à la condition de vie des autres ménages de même taille dans cette zone. Prière de corriger ou de confirmer avec le QG. Avertissement!!! Le ménage a consommé 7 Paquet Tres petit de Thé en sachet, cette quantité semble anormale pour une consommation des 7 derniers jours.Prière de corriger ou de confirmer avec le QG. Avertissement!! le prix unitaire (125 Fcfa) de Thé en sachet (unité: Paquet) de taille Tres petit est très faible ou élevé. Prière de corriger ou de confirmer avec le QG. Incohérence!! Dans ce ménage, chaque individus consomme par jour 64.69905 Kg  de cereale; Prière de revoir les quantités prises de ces produits. Incohérence!! Dans ce ménage, chaque individus consomme par jour 64.69905 Kg  de cereale; Prière de revoir les quantités prises de ces produits. Le prix d'achat unitaire (100 Fcfa) de Orange  en Kg de taille  taille unique  est très faible, prière de regarder les reponses prises dans les questions s07bq07a s07bq07b s07bq07c s07bq08 pour mieux corriger. Le prix d'achat unitaire (6000 Fcfa) de Autres viandes n.d.a.  en Kg de taille taille unique prière de regarder les reponses prises dans les questions s07bq07a s07bq07b s07bq07c s07bq08 pour mieux corriger.</w:t>
       </w:r>
     </w:p>
     <w:p>
@@ -1027,27 +1027,6 @@
           <w:sz w:val="20"/>
         </w:rPr>
         <w:t>- Le montant (FCFA) du loyer mensuel payé pour un logement comme le votre dans ce village/quartier est trop élevé, Veuillez s'il vous plaît corriger cette information.</w:t>
-      </w:r>
-    </w:p>
-    <w:p>
-      <w:r>
-        <w:rPr>
-          <w:b/>
-          <w:color w:val="4672C4"/>
-          <w:sz w:val="22"/>
-        </w:rPr>
-        <w:t>&gt;&gt; Section12 - Actifs du menage</w:t>
-      </w:r>
-    </w:p>
-    <w:p>
-      <w:pPr>
-        <w:ind w:left="283"/>
-      </w:pPr>
-      <w:r>
-        <w:rPr>
-          <w:sz w:val="20"/>
-        </w:rPr>
-        <w:t>- Attention ! Robot de cuisine électrique (Moulinex) a été achété à 45000 Fcfa est relativement élevé par rapport aux autres prix d'achat observés dans cette zone. Prière de corriger ou de confirmer avec le QG. Attention ! Robot de cuisine électrique (Moulinex) a été revendu à 25000 Fcfa qui est relativement élevé par rapport aux autres prix de revente observés dans cette zone. Prière de corriger ou de confirmer avec le QG.</w:t>
       </w:r>
     </w:p>
     <w:p>
@@ -1430,6 +1409,27 @@
       </w:tr>
     </w:tbl>
     <w:p/>
+    <w:p>
+      <w:r>
+        <w:rPr>
+          <w:b/>
+          <w:color w:val="4672C4"/>
+          <w:sz w:val="22"/>
+        </w:rPr>
+        <w:t>&gt;&gt; Section0 - Identification et renseignements de controle</w:t>
+      </w:r>
+    </w:p>
+    <w:p>
+      <w:pPr>
+        <w:ind w:left="283"/>
+      </w:pPr>
+      <w:r>
+        <w:rPr>
+          <w:sz w:val="20"/>
+        </w:rPr>
+        <w:t>- Le questionnaire semble ne pas être complètement fini mais le questionnaire est en statut complet, prière de compléter le questionnaire.</w:t>
+      </w:r>
+    </w:p>
     <w:p>
       <w:r>
         <w:rPr>
@@ -1899,6 +1899,27 @@
           <w:color w:val="4672C4"/>
           <w:sz w:val="22"/>
         </w:rPr>
+        <w:t>&gt;&gt; Section0 - Identification et renseignements de controle</w:t>
+      </w:r>
+    </w:p>
+    <w:p>
+      <w:pPr>
+        <w:ind w:left="283"/>
+      </w:pPr>
+      <w:r>
+        <w:rPr>
+          <w:sz w:val="20"/>
+        </w:rPr>
+        <w:t>- Le questionnaire semble ne pas être complètement fini mais le questionnaire est en statut complet, prière de compléter le questionnaire.</w:t>
+      </w:r>
+    </w:p>
+    <w:p>
+      <w:r>
+        <w:rPr>
+          <w:b/>
+          <w:color w:val="4672C4"/>
+          <w:sz w:val="22"/>
+        </w:rPr>
         <w:t>&gt;&gt; Section1 - Caracteristiques des membres</w:t>
       </w:r>
     </w:p>
@@ -1979,7 +2000,7 @@
         <w:rPr>
           <w:sz w:val="20"/>
         </w:rPr>
-        <w:t>- Attention ! Le prix unitaire d'achat (1000 Fcfa) de Patate douce en Kg (taille unique) est relativement élevé par rapport aux autres prix observés dans cette zone. Prière de corriger ou de confirmer avec le QG. Attention ! Le prix unitaire d'achat (1500 Fcfa) de Pastèque en Pièce (Moyen) est relativement élevé par rapport aux autres prix observés dans cette zone. Prière de corriger ou de confirmer avec le QG. Attention ! Le prix unitaire d'achat (500 Fcfa) de Soumbala (moutarde africaine) en Sachets (Moyen) est relativement élevé par rapport aux autres prix observés dans cette zone. Prière de corriger ou de confirmer avec le QG. Attention ! Soupçons de quantité anormale! Le ménage de PAPE SAMBA  NDIAYE avec une taille de 4 personnes a consommé 28 Cuillère en Tres petit de Café en poudre soluble qui est relativement élevé comme consommation par rapport à la condition de vie des autres ménages de même taille dans cette zone. Prière de corriger ou de confirmer avec le QG. Avertissement!!! Le ménage a consommé 7 Paquet Tres petit de Thé en sachet, cette quantité semble anormale pour une consommation des 7 derniers jours.Prière de corriger ou de confirmer avec le QG. Incohérence!! Dans ce ménage, chaque individus consomme par jour 18.69179 Kg  de cereale; Prière de revoir les quantités prises de ces produits. Le prix d'achat unitaire (500 Fcfa) de Sel en Sac (10 Kg) de taille taille unique est très faible, prière de regarder les reponses prises dans les questions s07bq07a s07bq07b s07bq07c s07bq08 pour mieux corriger. Le prix d'achat unitaire (6000 Fcfa) de Carpe séchée en Kg de taille taille unique prière de regarder les reponses prises dans les questions s07bq07a s07bq07b s07bq07c s07bq08 pour mieux corriger. Le prix d'achat unitaire (6000 Fcfa) de Escargots en Kg de taille taille unique prière de regarder les reponses prises dans les questions s07bq07a s07bq07b s07bq07c s07bq08 pour mieux corriger. Le prix d'achat unitaire (6000 Fcfa) de Silure séché en Kg de taille taille unique prière de regarder les reponses prises dans les questions s07bq07a s07bq07b s07bq07c s07bq08 pour mieux corriger.</w:t>
+        <w:t>- Attention ! Le prix unitaire d'achat (1000 Fcfa) de Aubergine   en Tas (Moyen) est relativement élevé par rapport aux autres prix observés dans cette zone. Prière de corriger ou de confirmer avec le QG. Attention ! Le prix unitaire d'achat (1000 Fcfa) de Patate douce en Kg (taille unique) est relativement élevé par rapport aux autres prix observés dans cette zone. Prière de corriger ou de confirmer avec le QG. Attention ! Le prix unitaire d'achat (500 Fcfa) de Courge en Morceau (Portion) (Grand) est relativement élevé par rapport aux autres prix observés dans cette zone. Prière de corriger ou de confirmer avec le QG. Attention ! Le prix unitaire d'achat (500 Fcfa) de Soumbala (moutarde africaine) en Sachets (Moyen) est relativement élevé par rapport aux autres prix observés dans cette zone. Prière de corriger ou de confirmer avec le QG. Attention ! Soupçons de quantité anormale! Le ménage de PAPE SAMBA  NDIAYE avec une taille de 4 personnes a consommé 28 Cuillère en Tres petit de Café en poudre soluble qui est relativement élevé comme consommation par rapport à la condition de vie des autres ménages de même taille dans cette zone. Prière de corriger ou de confirmer avec le QG. Avertissement!!! Le ménage a consommé 7 Paquet Tres petit de Thé en sachet, cette quantité semble anormale pour une consommation des 7 derniers jours.Prière de corriger ou de confirmer avec le QG. Incohérence!! Dans ce ménage, chaque individus consomme par jour 38.01321 Kg  de cereale; Prière de revoir les quantités prises de ces produits. Le prix d'achat unitaire (500 Fcfa) de Sel en Sac (10 Kg) de taille taille unique est très faible, prière de regarder les reponses prises dans les questions s07bq07a s07bq07b s07bq07c s07bq08 pour mieux corriger. Le prix d'achat unitaire (6000 Fcfa) de Carpe séchée en Kg de taille taille unique prière de regarder les reponses prises dans les questions s07bq07a s07bq07b s07bq07c s07bq08 pour mieux corriger. Le prix d'achat unitaire (6000 Fcfa) de Escargots en Kg de taille taille unique prière de regarder les reponses prises dans les questions s07bq07a s07bq07b s07bq07c s07bq08 pour mieux corriger. Le prix d'achat unitaire (6000 Fcfa) de Silure séché en Kg de taille taille unique prière de regarder les reponses prises dans les questions s07bq07a s07bq07b s07bq07c s07bq08 pour mieux corriger.</w:t>
       </w:r>
     </w:p>
     <w:p>
@@ -2088,7 +2109,7 @@
         <w:rPr>
           <w:sz w:val="20"/>
         </w:rPr>
-        <w:t xml:space="preserve">- Attention ! Tapis a été revendu à 50000 Fcfa qui est relativement élevé par rapport aux autres prix de revente observés dans cette zone. Prière de corriger ou de confirmer avec le QG. </w:t>
+        <w:t xml:space="preserve">- Attention ! Tapis a été achété à 70000 Fcfa est relativement élevé par rapport aux autres prix d'achat observés dans cette zone. Prière de corriger ou de confirmer avec le QG. Attention ! Tapis a été revendu à 50000 Fcfa qui est relativement élevé par rapport aux autres prix de revente observés dans cette zone. Prière de corriger ou de confirmer avec le QG. </w:t>
         <w:br/>
         <w:t>- Attention ! Téléphone portable a été achété à 200000 Fcfa est relativement élevé par rapport aux autres prix d'achat observés dans cette zone. Prière de corriger ou de confirmer avec le QG. Attention ! Téléphone portable a été revendu à 150000 Fcfa qui est relativement élevé par rapport aux autres prix de revente observés dans cette zone. Prière de corriger ou de confirmer avec le QG.</w:t>
       </w:r>
@@ -2473,27 +2494,6 @@
       </w:tr>
     </w:tbl>
     <w:p/>
-    <w:p>
-      <w:r>
-        <w:rPr>
-          <w:b/>
-          <w:color w:val="4672C4"/>
-          <w:sz w:val="22"/>
-        </w:rPr>
-        <w:t>&gt;&gt; Section0 - Identification et renseignements de controle</w:t>
-      </w:r>
-    </w:p>
-    <w:p>
-      <w:pPr>
-        <w:ind w:left="283"/>
-      </w:pPr>
-      <w:r>
-        <w:rPr>
-          <w:sz w:val="20"/>
-        </w:rPr>
-        <w:t>- Vous avez declaré que le questionnaire est complètement fini mais le questionnaire est en statut partiel, prière de mettre le questionnaire en statut complet s'il est fini.</w:t>
-      </w:r>
-    </w:p>
     <w:p>
       <w:r>
         <w:rPr>
@@ -3007,6 +3007,27 @@
           <w:color w:val="4672C4"/>
           <w:sz w:val="22"/>
         </w:rPr>
+        <w:t>&gt;&gt; Section0 - Identification et renseignements de controle</w:t>
+      </w:r>
+    </w:p>
+    <w:p>
+      <w:pPr>
+        <w:ind w:left="283"/>
+      </w:pPr>
+      <w:r>
+        <w:rPr>
+          <w:sz w:val="20"/>
+        </w:rPr>
+        <w:t>- Le questionnaire semble ne pas être complètement fini mais le questionnaire est en statut complet, prière de compléter le questionnaire.</w:t>
+      </w:r>
+    </w:p>
+    <w:p>
+      <w:r>
+        <w:rPr>
+          <w:b/>
+          <w:color w:val="4672C4"/>
+          <w:sz w:val="22"/>
+        </w:rPr>
         <w:t>&gt;&gt; Section2 - Education</w:t>
       </w:r>
     </w:p>
@@ -3091,7 +3112,7 @@
         <w:rPr>
           <w:sz w:val="20"/>
         </w:rPr>
-        <w:t>- Attention ! Le prix unitaire d'achat (1500 Fcfa) de Pastèque en Pièce (Moyen) est relativement élevé par rapport aux autres prix observés dans cette zone. Prière de corriger ou de confirmer avec le QG. Attention ! Le prix unitaire d'achat (200 Fcfa) de Autres tisanes et infusions n.d.a. (quinqueliba, citronnelle, etc.) en Sachets (Petit) est relativement élevé par rapport aux autres prix observés dans cette zone. Prière de corriger ou de confirmer avec le QG. Attention ! Le prix unitaire d'achat (300 Fcfa) de Oignon frais en Kg (taille unique) est relativement faible par rapport aux autres prix observés dans cette zone. Prière de corriger ou de confirmer avec le QG. Attention ! Le prix unitaire d'achat (50 Fcfa) de Gombo frais en Tas (Tres petit) est relativement faible par rapport aux autres prix observés dans cette zone. Prière de corriger ou de confirmer avec le QG. Attention ! Soupçons de quantité anormale! Le ménage de MINIENE NDIAYE avec une taille de 6 personnes a consommé 2.5 Litre en taille unique de Huile de palme brute qui est relativement élevé comme consommation par rapport à la condition de vie des autres ménages de même taille dans cette zone. Prière de corriger ou de confirmer avec le QG. Avertissement!!! Le ménage a consommé 12 Cuillère Petit de Chocolat pâte à tartiner, cette quantité semble anormale pour une consommation des 7 derniers jours.Prière de corriger ou de confirmer avec le QG. Avertissement!!! Le ménage a consommé 7 Verre ( à thé) taille unique de Thé en sachet, cette quantité semble anormale pour une consommation des 7 derniers jours.Les ménages consomment géneralement en sachet ou en paquet, prière de corriger ou de confirmer avec le QG. Incohérence!! Dans ce ménage, chaque individus consomme par jour 37.88476 Kg  de cereale; Prière de revoir les quantités prises de ces produits.</w:t>
+        <w:t>- Attention ! Le prix unitaire d'achat (200 Fcfa) de Autres tisanes et infusions n.d.a. (quinqueliba, citronnelle, etc.) en Sachets (Petit) est relativement élevé par rapport aux autres prix observés dans cette zone. Prière de corriger ou de confirmer avec le QG. Attention ! Le prix unitaire d'achat (300 Fcfa) de Oignon frais en Kg (taille unique) est relativement faible par rapport aux autres prix observés dans cette zone. Prière de corriger ou de confirmer avec le QG. Attention ! Le prix unitaire d'achat (50 Fcfa) de Escargots en Morceau (Portion) (Tres petit) est relativement faible par rapport aux autres prix observés dans cette zone. Prière de corriger ou de confirmer avec le QG. Attention ! Le prix unitaire d'achat (50 Fcfa) de Gombo frais en Tas (Tres petit) est relativement faible par rapport aux autres prix observés dans cette zone. Prière de corriger ou de confirmer avec le QG. Attention ! Soupçons de quantité anormale! Le ménage de MINIENE NDIAYE avec une taille de 6 personnes a consommé 2.5 Litre en taille unique de Huile de palme brute qui est relativement élevé comme consommation par rapport à la condition de vie des autres ménages de même taille dans cette zone. Prière de corriger ou de confirmer avec le QG. Avertissement!!! Le ménage a consommé 12 Cuillère Petit de Chocolat pâte à tartiner, cette quantité semble anormale pour une consommation des 7 derniers jours.Prière de corriger ou de confirmer avec le QG. Avertissement!!! Le ménage a consommé 7 Verre ( à thé) taille unique de Thé en sachet, cette quantité semble anormale pour une consommation des 7 derniers jours.Les ménages consomment géneralement en sachet ou en paquet, prière de corriger ou de confirmer avec le QG. Incohérence!! Dans ce ménage, chaque individus consomme par jour 71.82214 Kg  de cereale; Prière de revoir les quantités prises de ces produits.</w:t>
       </w:r>
     </w:p>
     <w:p>
@@ -3113,27 +3134,6 @@
           <w:sz w:val="20"/>
         </w:rPr>
         <w:t>- La dernière fois que vous avez acheté Salaire du personnel de maison (gardien, boy, chauffeur, cuisinier, etc. ) est domicile et semble exister dans les modalités, prière de prendre attache avec le QG pour plus d'explication afin de la classer bien.</w:t>
-      </w:r>
-    </w:p>
-    <w:p>
-      <w:r>
-        <w:rPr>
-          <w:b/>
-          <w:color w:val="4672C4"/>
-          <w:sz w:val="22"/>
-        </w:rPr>
-        <w:t>&gt;&gt; Section12 - Actifs du menage</w:t>
-      </w:r>
-    </w:p>
-    <w:p>
-      <w:pPr>
-        <w:ind w:left="283"/>
-      </w:pPr>
-      <w:r>
-        <w:rPr>
-          <w:sz w:val="20"/>
-        </w:rPr>
-        <w:t>- Attention ! Réfrigérateur a été revendu à 250000 Fcfa qui est relativement élevé par rapport aux autres prix de revente observés dans cette zone. Prière de corriger ou de confirmer avec le QG.</w:t>
       </w:r>
     </w:p>
     <w:p>
@@ -3521,6 +3521,27 @@
           <w:color w:val="4672C4"/>
           <w:sz w:val="22"/>
         </w:rPr>
+        <w:t>&gt;&gt; Section0 - Identification et renseignements de controle</w:t>
+      </w:r>
+    </w:p>
+    <w:p>
+      <w:pPr>
+        <w:ind w:left="283"/>
+      </w:pPr>
+      <w:r>
+        <w:rPr>
+          <w:sz w:val="20"/>
+        </w:rPr>
+        <w:t>- Le questionnaire semble ne pas être complètement fini mais le questionnaire est en statut complet, prière de compléter le questionnaire.</w:t>
+      </w:r>
+    </w:p>
+    <w:p>
+      <w:r>
+        <w:rPr>
+          <w:b/>
+          <w:color w:val="4672C4"/>
+          <w:sz w:val="22"/>
+        </w:rPr>
         <w:t>&gt;&gt; Section2 - Education</w:t>
       </w:r>
     </w:p>
@@ -3555,7 +3576,7 @@
         <w:rPr>
           <w:sz w:val="20"/>
         </w:rPr>
-        <w:t xml:space="preserve">- Attention ! Le nombre de jours que KATRINE NDIAYE a travaillés par mois semble être inférieur à 15. Veuillez, s'il vous plaît, confirmer cette information. Avertissement!!! KATRINE NDIAYE enquêté dans l'emploi principale n'a pas declaré son salaire prière de fournir plus d'effort pour lui demander son salire, vous pouvez utiliser des stratégies pour faire une estimation ou demander des conseils au QG. Avertissement!!! KATRINE NDIAYE enquêté dans l'emploi principale n'a pas declaré son revenu prière de fournir plus d'effort pour lui demander son revenu, vous pouvez utiliser des stratégies pour faire une estimation ou demander des conseils au QG. Avertissement!!! KATRINE NDIAYE est un Cadres infirmiers qui travaille dans Entreprise Privée et a declaré comme catégorie socioprofessionnelle Ouvrier ou employé non qualifié , prière de vérifier cette information de catégorie socioprofessionnelle auprès de l'enquêté (e) ou confirmer avec le QG. </w:t>
+        <w:t xml:space="preserve">- Attention ! Le nombre de jours que KATRINE NDIAYE a travaillés par mois semble être inférieur à 15. Veuillez, s'il vous plaît, confirmer cette information. Avertissement!!! KATRINE NDIAYE enquêté dans l'emploi principale n'a pas declaré son salaire prière de fournir plus d'effort pour lui demander son salire, vous pouvez utiliser des stratégies pour faire une estimation ou demander des conseils au QG. Avertissement!!! KATRINE NDIAYE enquêté dans l'emploi principale n'a pas declaré son revenu prière de fournir plus d'effort pour lui demander son revenu, vous pouvez utiliser des stratégies pour faire une estimation ou demander des conseils au QG. Avertissement!!! KATRINE NDIAYE est un Spécialistes de la santé non classés ailleurs qui travaille dans Entreprise Privée et a declaré comme catégorie socioprofessionnelle Ouvrier ou employé qualifié , prière de vérifier cette information de catégorie socioprofessionnelle auprès de l'enquêté (e) ou confirmer avec le QG. </w:t>
         <w:br/>
         <w:t>- Nombre de mois exercé par ELENE NDEYE FARY NDIAYE dans l'emploi au cours des 12 derniers mois semble faible, veuillez corriger s'il vous plait ou comfirmer avec le QG. Avertissement!!! ELENE NDEYE FARY NDIAYE enquêté dans l'emploi principale n'a pas declaré son salaire prière de fournir plus d'effort pour lui demander son salire, vous pouvez utiliser des stratégies pour faire une estimation ou demander des conseils au QG. Avertissement!!! ELENE NDEYE FARY NDIAYE enquêté dans l'emploi principale n'a pas declaré son revenu prière de fournir plus d'effort pour lui demander son revenu, vous pouvez utiliser des stratégies pour faire une estimation ou demander des conseils au QG. Avertissement!!! ELENE NDEYE FARY NDIAYE est un Professions intermédiaires du travail social qui travaille dans Entreprise Privée et a declaré comme catégorie socioprofessionnelle Ouvrier ou employé qualifié , prière de vérifier cette information de catégorie socioprofessionnelle auprès de l'enquêté (e) ou confirmer avec le QG.</w:t>
       </w:r>
@@ -3599,7 +3620,7 @@
         <w:rPr>
           <w:sz w:val="20"/>
         </w:rPr>
-        <w:t>- Avertissement!!! KATRINE NDIAYE est un Cadres infirmiers qui travaille dans Entreprise Privée et est un Ouvrier ou employé non qualifié mais dit n'avoir pas de compte dans une banque classique, prière de vérifier auprès de l'enquêté (e) ou confirmer avec le QG.</w:t>
+        <w:t>- Avertissement!!! KATRINE NDIAYE est un Spécialistes de la santé non classés ailleurs qui travaille dans Entreprise Privée et est un Ouvrier ou employé qualifié mais dit n'avoir pas de compte dans une banque classique, prière de vérifier auprès de l'enquêté (e) ou confirmer avec le QG.</w:t>
       </w:r>
     </w:p>
     <w:p>
@@ -3620,28 +3641,7 @@
         <w:rPr>
           <w:sz w:val="20"/>
         </w:rPr>
-        <w:t>- Attention ! Le prix unitaire d'achat (500 Fcfa) de Lait concentré non-sucré en Pot (Tres petit) est relativement élevé par rapport aux autres prix observés dans cette zone. Prière de corriger ou de confirmer avec le QG. Attention ! Le prix unitaire d'achat (500 Fcfa) de Spaghettis en Sachets industriel (Petit) est relativement élevé par rapport aux autres prix observés dans cette zone. Prière de corriger ou de confirmer avec le QG. Avertissement!!! Le ménage a consommé 35 Kg taille unique de Oignon frais, cette quantité semble anormale pour une consommation des 7 derniers jours.Prière de corriger ou de confirmer avec le QG. Attention ! Soupçons de quantité anormale! Le ménage de MARCEL SENE avec une taille de 4 personnes a consommé 35 Kg en taille unique de Oignon frais qui est relativement élevé comme consommation par rapport à la condition de vie des autres ménages de même taille dans cette zone. Prière de corriger ou de confirmer avec le QG. Incohérence!! Dans ce ménage, chaque individus consomme par jour 60.66857 Kg  de cereale; Prière de revoir les quantités prises de ces produits.</w:t>
-      </w:r>
-    </w:p>
-    <w:p>
-      <w:r>
-        <w:rPr>
-          <w:b/>
-          <w:color w:val="4672C4"/>
-          <w:sz w:val="22"/>
-        </w:rPr>
-        <w:t>&gt;&gt; Section9c - Depenses non-alimentaires - 30 jours</w:t>
-      </w:r>
-    </w:p>
-    <w:p>
-      <w:pPr>
-        <w:ind w:left="283"/>
-      </w:pPr>
-      <w:r>
-        <w:rPr>
-          <w:sz w:val="20"/>
-        </w:rPr>
-        <w:t>- La dernière fois que vous avez acheté Whisky et autres liqueurs est reçu en cadeau et semble exister dans les modalités, prière de prendre attache avec le QG pour plus d'explication afin de la classer bien.</w:t>
+        <w:t>- Attention ! Soupçons de quantité anormale! Le ménage de MARCEL SENE avec une taille de 4 personnes a consommé 5 Morceau (Portion) en Petit de Choux qui est relativement élevé comme consommation par rapport à la condition de vie des autres ménages de même taille dans cette zone. Prière de corriger ou de confirmer avec le QG. Incohérence!! Dans ce ménage, chaque individus consomme par jour 98.395 Kg  de cereale; Prière de revoir les quantités prises de ces produits.</w:t>
       </w:r>
     </w:p>
     <w:p>
@@ -3728,27 +3728,6 @@
           <w:sz w:val="20"/>
         </w:rPr>
         <w:t>- Avertissement!! Le ménage n'a été négativement affecté par aucun des problèmes donnés dans la section 14. Confirmez vous cette information avec le QG?</w:t>
-      </w:r>
-    </w:p>
-    <w:p>
-      <w:r>
-        <w:rPr>
-          <w:b/>
-          <w:color w:val="4672C4"/>
-          <w:sz w:val="22"/>
-        </w:rPr>
-        <w:t>&gt;&gt; Section15 - Filets sociaux</w:t>
-      </w:r>
-    </w:p>
-    <w:p>
-      <w:pPr>
-        <w:ind w:left="283"/>
-      </w:pPr>
-      <w:r>
-        <w:rPr>
-          <w:sz w:val="20"/>
-        </w:rPr>
-        <w:t>- Avertissement!! Aucun membre dans ce ménage n'a entendu parler d'aucun programme de la section 15, prière de confirmer ce cas avec le QG.</w:t>
       </w:r>
     </w:p>
     <w:p>
@@ -4159,7 +4138,7 @@
         <w:rPr>
           <w:sz w:val="20"/>
         </w:rPr>
-        <w:t xml:space="preserve">- Le montant(120000 FCFA) des dépenses liées à l'accouchement de Ndeye Fall est faible ou élevé, prière de corriger. Le montant(125000 FCFA) des dépenses pour chaque visite prénatale de Ndeye Fall semble faible (voir nul) ou élevé, prière de corriger. </w:t>
+        <w:t xml:space="preserve">- Le montant(120000 FCFA) des dépenses liées à l'accouchement de Ndeye Fall est faible ou élevé, prière de corriger. Le montant(40000 FCFA) des dépenses pour chaque visite prénatale de Ndeye Fall semble faible (voir nul) ou élevé, prière de corriger. </w:t>
         <w:br/>
         <w:t xml:space="preserve">- Le principal problème de santé que Bilale Fall a eu est mal au dent et semble exister dans les modalités, prière de prendre attache avec le QG pour plus d'explication afin de la classer bien. </w:t>
         <w:br/>
@@ -4209,7 +4188,7 @@
         <w:rPr>
           <w:sz w:val="20"/>
         </w:rPr>
-        <w:t>- Attention ! Le prix unitaire d'achat (200 Fcfa) de Tomate fraîche en Sachets (Petit) est relativement élevé par rapport aux autres prix observés dans cette zone. Prière de corriger ou de confirmer avec le QG. Attention ! Le prix unitaire d'achat (280 Fcfa) de Pâte d'arachide en Kg (taille unique) est relativement faible par rapport aux autres prix observés dans cette zone. Prière de corriger ou de confirmer avec le QG. Attention ! Soupçons de quantité anormale! Le ménage de AMADINE FALL avec une taille de 9 personnes a consommé 1.25 Kg en taille unique de Pâte d'arachide qui est relativement élevé comme consommation par rapport à la condition de vie des autres ménages de même taille dans cette zone. Prière de corriger ou de confirmer avec le QG. Attention ! Le prix unitaire d'achat (300 Fcfa) de Conserves de viande en Boite (Autre que la boite/pot de tomate) (Moyen) est relativement faible par rapport aux autres prix observés dans cette zone. Prière de corriger ou de confirmer avec le QG. Attention ! Le prix unitaire d'achat (800 Fcfa) de Pastèque en Pièce (Moyen) est relativement faible par rapport aux autres prix observés dans cette zone. Prière de corriger ou de confirmer avec le QG. Avertissement!! La quantité (3.5 litre) du produit Huile d'arachide raffinée consommée  par le ménage semble très élevé, prière de corriger ou confirmer avec le QG. Avertissement!!! Le ménage a consommé 14 Paquet Moyen de Thé en sachet, cette quantité semble anormale pour une consommation des 7 derniers jours.Prière de corriger ou de confirmer avec le QG. Avertissement!! le prix unitaire (125 Fcfa) de Thé en sachet (unité: Paquet) de taille Moyen est très faible ou élevé. Prière de corriger ou de confirmer avec le QG. Incohérence!! Dans ce ménage, chaque individus consomme par jour 29.4146 Kg  de cereale; Prière de revoir les quantités prises de ces produits. Incohérence!! Dans ce ménage, chaque individus consomme par jour 29.4146 Kg  de cereale; Prière de revoir les quantités prises de ces produits. Incohérence!! Dans ce ménage, chaque individus consomme par jour 29.4146 Kg  de cereale; Prière de revoir les quantités prises de ces produits.</w:t>
+        <w:t>- Attention ! Le prix unitaire d'achat (200 Fcfa) de Tomate fraîche en Sachets (Petit) est relativement élevé par rapport aux autres prix observés dans cette zone. Prière de corriger ou de confirmer avec le QG. Attention ! Le prix unitaire d'achat (280 Fcfa) de Pâte d'arachide en Kg (taille unique) est relativement faible par rapport aux autres prix observés dans cette zone. Prière de corriger ou de confirmer avec le QG. Attention ! Soupçons de quantité anormale! Le ménage de AMADINE FALL avec une taille de 9 personnes a consommé 1.25 Kg en taille unique de Pâte d'arachide qui est relativement élevé comme consommation par rapport à la condition de vie des autres ménages de même taille dans cette zone. Prière de corriger ou de confirmer avec le QG. Attention ! Le prix unitaire d'achat (300 Fcfa) de Conserves de viande en Boite (Autre que la boite/pot de tomate) (Moyen) est relativement faible par rapport aux autres prix observés dans cette zone. Prière de corriger ou de confirmer avec le QG. Attention ! Le prix unitaire d'achat (4000 Fcfa) de Lait en poudre en Kg (taille unique) est relativement élevé par rapport aux autres prix observés dans cette zone. Prière de corriger ou de confirmer avec le QG. Avertissement!! La quantité (3.5 litre) du produit Huile d'arachide raffinée consommée  par le ménage semble très élevé, prière de corriger ou confirmer avec le QG. Avertissement!!! Le ménage a consommé 14 Paquet Moyen de Thé en sachet, cette quantité semble anormale pour une consommation des 7 derniers jours.Prière de corriger ou de confirmer avec le QG. Avertissement!! le prix unitaire (125 Fcfa) de Thé en sachet (unité: Paquet) de taille Moyen est très faible ou élevé. Prière de corriger ou de confirmer avec le QG. Incohérence!! Dans ce ménage, chaque individus consomme par jour 50.88683 Kg  de cereale; Prière de revoir les quantités prises de ces produits. Incohérence!! Dans ce ménage, chaque individus consomme par jour 50.88683 Kg  de cereale; Prière de revoir les quantités prises de ces produits. Incohérence!! Dans ce ménage, chaque individus consomme par jour 50.88683 Kg  de cereale; Prière de revoir les quantités prises de ces produits.</w:t>
       </w:r>
     </w:p>
     <w:p>
@@ -4576,6 +4555,27 @@
           <w:color w:val="4672C4"/>
           <w:sz w:val="22"/>
         </w:rPr>
+        <w:t>&gt;&gt; Section0 - Identification et renseignements de controle</w:t>
+      </w:r>
+    </w:p>
+    <w:p>
+      <w:pPr>
+        <w:ind w:left="283"/>
+      </w:pPr>
+      <w:r>
+        <w:rPr>
+          <w:sz w:val="20"/>
+        </w:rPr>
+        <w:t>- Le questionnaire semble ne pas être complètement fini mais le questionnaire est en statut complet, prière de compléter le questionnaire.</w:t>
+      </w:r>
+    </w:p>
+    <w:p>
+      <w:r>
+        <w:rPr>
+          <w:b/>
+          <w:color w:val="4672C4"/>
+          <w:sz w:val="22"/>
+        </w:rPr>
         <w:t>&gt;&gt; Section2 - Education</w:t>
       </w:r>
     </w:p>
@@ -4587,7 +4587,7 @@
         <w:rPr>
           <w:sz w:val="20"/>
         </w:rPr>
-        <w:t xml:space="preserve">- Incohérence!! Le niveau d'études le plus élevé atteint par MOUSSA CONDÉ est superieur et le diplôme le plus elevé obtenu par MOUSSA CONDÉ est DEF ou CEP OU CAP. Le domaine que MOUSSA CONDÉ bénéficié de cette formation est Vétérinaire et semble exister dans les modalités, prière de prendre attache avec le QG pour plus d'explication afin de la classer bien. </w:t>
+        <w:t xml:space="preserve">- Incohérence!! Le niveau d'études le plus élevé atteint par MOUSSA CONDÉ est superieur et le diplôme le plus elevé obtenu par MOUSSA CONDÉ est DEF ou CEP OU CAP. </w:t>
         <w:br/>
         <w:t xml:space="preserve">- La raison principale que KADIALIOU TOURE n'a pas été à l'école entre 2024/2025 est il est à la retraite et semble exister dans les modalités, prière de prendre attache avec le QG pour plus d'explication afin de la classer bien. Le domaine que KADIALIOU TOURE bénéficié de cette formation est AMÉNAGEMENT TERRITORIAL et semble exister dans les modalités, prière de prendre attache avec le QG pour plus d'explication afin de la classer bien. </w:t>
         <w:br/>
@@ -4687,7 +4687,7 @@
         <w:rPr>
           <w:sz w:val="20"/>
         </w:rPr>
-        <w:t>- Attention ! Le prix unitaire d'achat (1200 Fcfa) de Pomme de terre en Kg (taille unique) est relativement élevé par rapport aux autres prix observés dans cette zone. Prière de corriger ou de confirmer avec le QG. Attention ! Le prix unitaire d'achat (300 Fcfa) de Pain moderne (Baguette) en miche (Moyen) est relativement élevé par rapport aux autres prix observés dans cette zone. Prière de corriger ou de confirmer avec le QG. Attention ! Le prix unitaire d'achat (75 Fcfa) de Carotte en Pièce (Petit) est relativement faible par rapport aux autres prix observés dans cette zone. Prière de corriger ou de confirmer avec le QG. Avertissement!! Les quantités du Thé en feuille consommées en Sachets industriel semble incoherent car les ménages consomment géneralement en sachet ou en paquet, prière de corriger ou confirmer avec le QG. Incoherence!!! Le ménage a consommé 6 Cuillère Petit de Farine de blé locale ou importée, cette quantité semble anormale pour une consommation des 7 derniers jours, prière de verifier et corriger. Incohérence!! Dans ce ménage, chaque individus consomme par jour 31.05952 Kg  de cereale; Prière de revoir les quantités prises de ces produits. Incohérence!! Dans ce ménage, chaque individus consomme par jour 31.05952 Kg  de cereale; Prière de revoir les quantités prises de ces produits.</w:t>
+        <w:t>- Attention ! Le prix unitaire d'achat (1200 Fcfa) de Pomme de terre en Kg (taille unique) est relativement élevé par rapport aux autres prix observés dans cette zone. Prière de corriger ou de confirmer avec le QG. Attention ! Le prix unitaire d'achat (166.6667 Fcfa) de Pain moderne (Baguette) en miche (Moyen) est relativement élevé par rapport aux autres prix observés dans cette zone. Prière de corriger ou de confirmer avec le QG. Attention ! Le prix unitaire d'achat (200 Fcfa) de Patate douce en Pièce (Moyen) est relativement élevé par rapport aux autres prix observés dans cette zone. Prière de corriger ou de confirmer avec le QG. Attention ! Le prix unitaire d'achat (75 Fcfa) de Ail en Gousse (Moyen) est relativement faible par rapport aux autres prix observés dans cette zone. Prière de corriger ou de confirmer avec le QG. Attention ! Le prix unitaire d'achat (75 Fcfa) de Carotte en Pièce (Petit) est relativement faible par rapport aux autres prix observés dans cette zone. Prière de corriger ou de confirmer avec le QG. Avertissement!! Les quantités du Thé en feuille consommées en Sachets industriel semble incoherent car les ménages consomment géneralement en sachet ou en paquet, prière de corriger ou confirmer avec le QG. Incoherence!!! Le ménage a consommé 6 Cuillère Petit de Farine de blé locale ou importée, cette quantité semble anormale pour une consommation des 7 derniers jours, prière de verifier et corriger. Incohérence!! Dans ce ménage, chaque individus consomme par jour 50.13889 Kg  de cereale; Prière de revoir les quantités prises de ces produits. Incohérence!! Dans ce ménage, chaque individus consomme par jour 50.13889 Kg  de cereale; Prière de revoir les quantités prises de ces produits.</w:t>
       </w:r>
     </w:p>
     <w:p>
@@ -4731,13 +4731,9 @@
         </w:rPr>
         <w:t xml:space="preserve">- La dernière fois que vous avez acheté Frais de blanchiment des vêtements, linge, etc. (Pressing) est Autre ménage et semble exister dans les modalités, prière de prendre attache avec le QG pour plus d'explication afin de la classer bien. </w:t>
         <w:br/>
-        <w:t xml:space="preserve">-  La dernière fois que vous avez acheté Papier toilette est Auchan et semble exister dans les modalités, prière de prendre attache avec le QG pour plus d'explication afin de la classer bien. </w:t>
-        <w:br/>
         <w:t xml:space="preserve">-  La dernière fois que vous avez acheté Pâte dentifrice est Auchan et semble exister dans les modalités, prière de prendre attache avec le QG pour plus d'explication afin de la classer bien. </w:t>
         <w:br/>
-        <w:t xml:space="preserve">-  La dernière fois que vous avez acheté Salaire du personnel de maison (gardien, boy, chauffeur, cuisinier, etc. ) est l’employé et semble exister dans les modalités, prière de prendre attache avec le QG pour plus d'explication afin de la classer bien. </w:t>
-        <w:br/>
-        <w:t>-  La dernière fois que vous avez acheté Serviettes hygiéniques, couches jetables pour bébé, etc est Auchan et semble exister dans les modalités, prière de prendre attache avec le QG pour plus d'explication afin de la classer bien.</w:t>
+        <w:t>-  La dernière fois que vous avez acheté Salaire du personnel de maison (gardien, boy, chauffeur, cuisinier, etc. ) est l’employé et semble exister dans les modalités, prière de prendre attache avec le QG pour plus d'explication afin de la classer bien.</w:t>
       </w:r>
     </w:p>
     <w:p>
@@ -4800,7 +4796,7 @@
         <w:rPr>
           <w:sz w:val="20"/>
         </w:rPr>
-        <w:t>- Le montant dépensé de L'entreprise Vétérinaire pour l'achat de ces marchandises revendues en état, sans transformation ne peut être supérieur aux montants obtenus sur la revente de marchandises achetées et revendues en état au cours des 30 derniers jours ou durant le dernier mois où l'entreprise a fonctionné (s10q47 &gt; s10q46), prière de corriger. Incohérence! L'entreprise Vétérinaire a depensé pour l'achat des marchandises revendues en état (s10q47 different de 0) mais dit n'avoir réçu aucune somme sur la revente de ces marchandises achetées et revendues en état (s10q46 est égal à 0), prière de fournir d'effort pour estimer le montant obtenu sur la revente de ces marchandises achetées et revendues en état. L'entreprise Vétérinaire existe dit n'avoir pas fait la revente de marchandises achetées et revendues en état, aussi le montant obtenus sur la vente de produits transformés par l'entreprise  n'a reçu aucune somme sur les reventes (s10q46=0 &amp; s10q48=0 &amp; s10q50=0); alors s'agit-il de quelle entreprise ?</w:t>
+        <w:t>- Prière de renseigner les montants dans les champs (s10q46 s10q47 s10q48 s10q49 s10q50 s10q51 s10q52 s10q53 s10q54 s10q55 s10q56 s10q57), mettre 0 si l'entreprise Vétérinaire n'a pas effectué des dépenses ou faire des reventes des marchandises ou des produits ou rendre de service.</w:t>
       </w:r>
     </w:p>
     <w:p>
@@ -4910,27 +4906,6 @@
           <w:sz w:val="20"/>
         </w:rPr>
         <w:t>- La section 16 du ménage de KADIALIOU TOURE n'est pas renseigné, prière de renseigner.</w:t>
-      </w:r>
-    </w:p>
-    <w:p>
-      <w:r>
-        <w:rPr>
-          <w:b/>
-          <w:color w:val="4672C4"/>
-          <w:sz w:val="22"/>
-        </w:rPr>
-        <w:t>&gt;&gt; Section17 - Elevage</w:t>
-      </w:r>
-    </w:p>
-    <w:p>
-      <w:pPr>
-        <w:ind w:left="283"/>
-      </w:pPr>
-      <w:r>
-        <w:rPr>
-          <w:sz w:val="20"/>
-        </w:rPr>
-        <w:t>- Avertissement!! Le montant dépensé (100) est trop faible  pour le soins au cours des 12 derniers mois. Merci de confirmer ces informations auprès du QG ou d'apporter les corrections nécessaires.</w:t>
       </w:r>
     </w:p>
     <w:p>
@@ -5255,6 +5230,27 @@
           <w:color w:val="4672C4"/>
           <w:sz w:val="22"/>
         </w:rPr>
+        <w:t>&gt;&gt; Section0 - Identification et renseignements de controle</w:t>
+      </w:r>
+    </w:p>
+    <w:p>
+      <w:pPr>
+        <w:ind w:left="283"/>
+      </w:pPr>
+      <w:r>
+        <w:rPr>
+          <w:sz w:val="20"/>
+        </w:rPr>
+        <w:t>- Le questionnaire semble ne pas être complètement fini mais le questionnaire est en statut complet, prière de compléter le questionnaire.</w:t>
+      </w:r>
+    </w:p>
+    <w:p>
+      <w:r>
+        <w:rPr>
+          <w:b/>
+          <w:color w:val="4672C4"/>
+          <w:sz w:val="22"/>
+        </w:rPr>
         <w:t>&gt;&gt; Section1 - Caracteristiques des membres</w:t>
       </w:r>
     </w:p>
@@ -5295,7 +5291,7 @@
         <w:br/>
         <w:t xml:space="preserve">- Peu probable! Ndeye Diouf  n'arrive pas  à comprendre un petit texte lu dans une langue locale (s02q03). Veuillez corriger ou donner des explications au QG. </w:t>
         <w:br/>
-        <w:t>- Peu probable! Ndeye Maty Faye  n'arrive pas  à comprendre un petit texte lu dans une langue locale (s02q03). Veuillez corriger ou donner des explications au QG. Dans les milieux urbains c'est peu probable de voir une école dont les élèves ou étudiants ne dépensent pas en frais d'uniformes, prière de verifier pour Ndeye Maty Faye et corriger ou confirmer avec le QG. Le montant des frais de transport pour l'année scolaire de Ndeye Maty Faye est faible ou élevé. veuillez, s'il vous plait, confirmer ces informations avec le QG ou apporter les corrections nécessaires.</w:t>
+        <w:t>- Peu probable! Ndeye Maty Faye  n'arrive pas  à comprendre un petit texte lu dans une langue locale (s02q03). Veuillez corriger ou donner des explications au QG. Le montant des frais de transport pour l'année scolaire de Ndeye Maty Faye est faible ou élevé. veuillez, s'il vous plait, confirmer ces informations avec le QG ou apporter les corrections nécessaires. Attention ! Le frais de scolarité (1516000 Fcfa) de Ndeye Maty Faye en 5ème année de Supérieur est relativement élevé par rapport aux autres frais de scolarités observés dans cette zone. Prière de corriger ou de confirmer avec le QG.</w:t>
       </w:r>
     </w:p>
     <w:p>
@@ -5337,7 +5333,7 @@
         <w:rPr>
           <w:sz w:val="20"/>
         </w:rPr>
-        <w:t>- Attention ! Le prix unitaire d'achat (100 Fcfa) de Citron en Pièce (Petit) est relativement élevé par rapport aux autres prix observés dans cette zone. Prière de corriger ou de confirmer avec le QG. Attention ! Soupçons de quantité anormale! Le ménage de Adama Faye avec une taille de 4 personnes a consommé 15 Pièce en Petit de Citron qui est relativement élevé comme consommation par rapport à la condition de vie des autres ménages de même taille dans cette zone. Prière de corriger ou de confirmer avec le QG. Attention ! Le prix unitaire d'achat (100 Fcfa) de Piment frais en Pièce (Petit) est relativement élevé par rapport aux autres prix observés dans cette zone. Prière de corriger ou de confirmer avec le QG. Attention ! Le prix unitaire d'achat (1200 Fcfa) de Cube alimentaire (Maggi, Jumbo, ) en Tablette (Moyen) est relativement faible par rapport aux autres prix observés dans cette zone. Prière de corriger ou de confirmer avec le QG. Attention ! Le prix unitaire d'achat (200 Fcfa) de Niébé/Haricots secs en Sachets (Petit) est relativement élevé par rapport aux autres prix observés dans cette zone. Prière de corriger ou de confirmer avec le QG. Attention ! Le prix unitaire d'achat (300 Fcfa) de Sel en Sachets (Moyen) est relativement élevé par rapport aux autres prix observés dans cette zone. Prière de corriger ou de confirmer avec le QG. Attention ! Le prix unitaire d'achat (3500 Fcfa) de Poisson frais type 8 en Morceau (Portion) (Moyen) est relativement élevé par rapport aux autres prix observés dans cette zone. Prière de corriger ou de confirmer avec le QG. Attention ! Le prix unitaire d'achat (800 Fcfa) de Banane douce en Kg (taille unique) est relativement faible par rapport aux autres prix observés dans cette zone. Prière de corriger ou de confirmer avec le QG. Attention ! Soupçons de quantité anormale! Le ménage de Adama Faye avec une taille de 4 personnes a consommé 10 Gousse en Petit de Ail qui est relativement élevé comme consommation par rapport à la condition de vie des autres ménages de même taille dans cette zone. Prière de corriger ou de confirmer avec le QG. Attention ! Soupçons de quantité anormale! Le ménage de Adama Faye avec une taille de 4 personnes a consommé 14 Pièce en taille unique de Fromage qui est relativement élevé comme consommation par rapport à la condition de vie des autres ménages de même taille dans cette zone. Prière de corriger ou de confirmer avec le QG. Attention ! Soupçons de quantité anormale! Le ménage de Adama Faye avec une taille de 4 personnes a consommé 14 Sachets en Tres petit de Piment séché qui est relativement élevé comme consommation par rapport à la condition de vie des autres ménages de même taille dans cette zone. Prière de corriger ou de confirmer avec le QG. Attention ! Soupçons de quantité anormale! Le ménage de Adama Faye avec une taille de 4 personnes a consommé 6 Pièce en Petit de Aubergine   qui est relativement élevé comme consommation par rapport à la condition de vie des autres ménages de même taille dans cette zone. Prière de corriger ou de confirmer avec le QG. Avertissement!!!Le ménage a consommé 400 Sachets de Petit de Autres fruits de mer  ce qui semble incoherent pour une consommation aucours des 7 derniers jours, prière de verifier et corriger. Avertissement!!! Le ménage a consommé 400 Sachets Petit de Autres fruits de mer, cette quantité semble anormale pour une consommation des 7 derniers jours.Prière de corriger ou de confirmer avec le QG. Avertissement!!!Le ménage a consommé 70 Cuillère de Petit de Chocolat pâte à tartiner  ce qui semble incoherent pour une consommation aucours des 7 derniers jours, prière de verifier et corriger. Avertissement!!! Le ménage a consommé 70 Cuillère Petit de Chocolat pâte à tartiner, cette quantité semble anormale pour une consommation des 7 derniers jours.Prière de corriger ou de confirmer avec le QG. Attention ! Soupçons de quantité anormale! Le ménage de Adama Faye avec une taille de 4 personnes a consommé 70 Cuillère en Petit de Chocolat pâte à tartiner qui est relativement élevé comme consommation par rapport à la condition de vie des autres ménages de même taille dans cette zone. Prière de corriger ou de confirmer avec le QG. Incohérence!! Dans ce ménage, chaque individus consomme par jour 52.12036 Kg  de cereale; Prière de revoir les quantités prises de ces produits.</w:t>
+        <w:t>- Attention ! Le prix unitaire d'achat (100 Fcfa) de Citron en Pièce (Petit) est relativement élevé par rapport aux autres prix observés dans cette zone. Prière de corriger ou de confirmer avec le QG. Attention ! Soupçons de quantité anormale! Le ménage de Adama Faye avec une taille de 4 personnes a consommé 15 Pièce en Petit de Citron qui est relativement élevé comme consommation par rapport à la condition de vie des autres ménages de même taille dans cette zone. Prière de corriger ou de confirmer avec le QG. Attention ! Le prix unitaire d'achat (100 Fcfa) de Piment frais en Pièce (Petit) est relativement élevé par rapport aux autres prix observés dans cette zone. Prière de corriger ou de confirmer avec le QG. Attention ! Le prix unitaire d'achat (1200 Fcfa) de Cube alimentaire (Maggi, Jumbo, ) en Tablette (Moyen) est relativement faible par rapport aux autres prix observés dans cette zone. Prière de corriger ou de confirmer avec le QG. Attention ! Le prix unitaire d'achat (200 Fcfa) de Carotte en Pièce (Moyen) est relativement élevé par rapport aux autres prix observés dans cette zone. Prière de corriger ou de confirmer avec le QG. Attention ! Le prix unitaire d'achat (200 Fcfa) de Niébé/Haricots secs en Sachets (Petit) est relativement élevé par rapport aux autres prix observés dans cette zone. Prière de corriger ou de confirmer avec le QG. Attention ! Le prix unitaire d'achat (300 Fcfa) de Sel en Sachets (Moyen) est relativement élevé par rapport aux autres prix observés dans cette zone. Prière de corriger ou de confirmer avec le QG. Attention ! Le prix unitaire d'achat (3500 Fcfa) de Poisson frais type 8 en Morceau (Portion) (Moyen) est relativement élevé par rapport aux autres prix observés dans cette zone. Prière de corriger ou de confirmer avec le QG. Attention ! Soupçons de quantité anormale! Le ménage de Adama Faye avec une taille de 4 personnes a consommé 5 Morceau (Portion) en Moyen de Poisson frais type 8 qui est relativement élevé comme consommation par rapport à la condition de vie des autres ménages de même taille dans cette zone. Prière de corriger ou de confirmer avec le QG. Attention ! Le prix unitaire d'achat (800 Fcfa) de Banane douce en Kg (taille unique) est relativement faible par rapport aux autres prix observés dans cette zone. Prière de corriger ou de confirmer avec le QG. Attention ! Soupçons de quantité anormale! Le ménage de Adama Faye avec une taille de 4 personnes a consommé 10 Gousse en Petit de Ail qui est relativement élevé comme consommation par rapport à la condition de vie des autres ménages de même taille dans cette zone. Prière de corriger ou de confirmer avec le QG. Attention ! Soupçons de quantité anormale! Le ménage de Adama Faye avec une taille de 4 personnes a consommé 14 Pièce en taille unique de Fromage qui est relativement élevé comme consommation par rapport à la condition de vie des autres ménages de même taille dans cette zone. Prière de corriger ou de confirmer avec le QG. Attention ! Soupçons de quantité anormale! Le ménage de Adama Faye avec une taille de 4 personnes a consommé 14 Sachets en Tres petit de Piment séché qui est relativement élevé comme consommation par rapport à la condition de vie des autres ménages de même taille dans cette zone. Prière de corriger ou de confirmer avec le QG. Attention ! Soupçons de quantité anormale! Le ménage de Adama Faye avec une taille de 4 personnes a consommé 5 Tas en Moyen de Feuilles de  Haricot qui est relativement élevé comme consommation par rapport à la condition de vie des autres ménages de même taille dans cette zone. Prière de corriger ou de confirmer avec le QG. Attention ! Soupçons de quantité anormale! Le ménage de Adama Faye avec une taille de 4 personnes a consommé 6 Morceau (Portion) en Moyen de Choux qui est relativement élevé comme consommation par rapport à la condition de vie des autres ménages de même taille dans cette zone. Prière de corriger ou de confirmer avec le QG. Attention ! Soupçons de quantité anormale! Le ménage de Adama Faye avec une taille de 4 personnes a consommé 6 Pièce en Petit de Aubergine   qui est relativement élevé comme consommation par rapport à la condition de vie des autres ménages de même taille dans cette zone. Prière de corriger ou de confirmer avec le QG. Avertissement!!!Le ménage a consommé 400 Sachets de Petit de Autres fruits de mer  ce qui semble incoherent pour une consommation aucours des 7 derniers jours, prière de verifier et corriger. Avertissement!!! Le ménage a consommé 400 Sachets Petit de Autres fruits de mer, cette quantité semble anormale pour une consommation des 7 derniers jours.Prière de corriger ou de confirmer avec le QG. Attention ! Soupçons de quantité anormale! Le ménage de Adama Faye avec une taille de 4 personnes a consommé 400 Sachets en Petit de Autres fruits de mer qui est relativement élevé comme consommation par rapport à la condition de vie des autres ménages de même taille dans cette zone. Prière de corriger ou de confirmer avec le QG. Avertissement!!!Le ménage a consommé 70 Cuillère de Petit de Chocolat pâte à tartiner  ce qui semble incoherent pour une consommation aucours des 7 derniers jours, prière de verifier et corriger. Avertissement!!! Le ménage a consommé 70 Cuillère Petit de Chocolat pâte à tartiner, cette quantité semble anormale pour une consommation des 7 derniers jours.Prière de corriger ou de confirmer avec le QG. Attention ! Soupçons de quantité anormale! Le ménage de Adama Faye avec une taille de 4 personnes a consommé 70 Cuillère en Petit de Chocolat pâte à tartiner qui est relativement élevé comme consommation par rapport à la condition de vie des autres ménages de même taille dans cette zone. Prière de corriger ou de confirmer avec le QG. Incohérence!! Dans ce ménage, chaque individus consomme par jour 101.5221 Kg  de cereale; Prière de revoir les quantités prises de ces produits.</w:t>
       </w:r>
     </w:p>
     <w:p>
@@ -5811,6 +5807,27 @@
           <w:color w:val="4672C4"/>
           <w:sz w:val="22"/>
         </w:rPr>
+        <w:t>&gt;&gt; Section0 - Identification et renseignements de controle</w:t>
+      </w:r>
+    </w:p>
+    <w:p>
+      <w:pPr>
+        <w:ind w:left="283"/>
+      </w:pPr>
+      <w:r>
+        <w:rPr>
+          <w:sz w:val="20"/>
+        </w:rPr>
+        <w:t>- Le questionnaire semble ne pas être complètement fini mais le questionnaire est en statut complet, prière de compléter le questionnaire.</w:t>
+      </w:r>
+    </w:p>
+    <w:p>
+      <w:r>
+        <w:rPr>
+          <w:b/>
+          <w:color w:val="4672C4"/>
+          <w:sz w:val="22"/>
+        </w:rPr>
         <w:t>&gt;&gt; Section1 - Caracteristiques des membres</w:t>
       </w:r>
     </w:p>
@@ -5853,9 +5870,9 @@
         <w:br/>
         <w:t xml:space="preserve">- Peu probable! Maguette Diaw  n'arrive pas  à comprendre un petit texte lu dans une langue locale (s02q03). Veuillez corriger ou donner des explications au QG. </w:t>
         <w:br/>
-        <w:t xml:space="preserve">- Peu probable! Mohamed Djibril Diaw  n'arrive pas  à comprendre un petit texte lu dans une langue locale (s02q03). Veuillez corriger ou donner des explications au QG.  Incohérence ! le montant payé de Mohamed Djibril Diaw pour les frais de scolarité semble etre très élevé. veuillez, s'il vous plait, confirmer ces informations avec le QG ou apporter les corrections nécessaires.  Incohérence ! seulement les écoles gouvermentales paient les cotisations (Gouvernement, communauté, ONG ou organisation humanitaire). veuillez, s'il vous plait, confirmer cette information de Mohamed Djibril Diaw avec le QG ou apporter les corrections nécessaires. Le montant des frais pour les cahiers et autres matériels scolaires pour l'année scolaire de Mohamed Djibril Diaw est faible ou élevé, veuillez, s'il vous plait, confirmer ces informations avec le QG ou apporter les corrections nécessaires. Le montant des frais de cantines ou de restauration pour l'année scolaire de Mohamed Djibril Diaw est faible ou élevé. veuillez, s'il vous plait, confirmer ces informations avec le QG ou apporter les corrections nécessaires. Le montant des frais de transport pour l'année scolaire de Mohamed Djibril Diaw est faible ou élevé. veuillez, s'il vous plait, confirmer ces informations avec le QG ou apporter les corrections nécessaires. Attention ! Le frais de scolarité (365000 Fcfa) de Mohamed Djibril Diaw en 2ème année de Primaire est relativement élevé par rapport aux autres frais de scolarités observés dans cette zone. Prière de corriger ou de confirmer avec le QG. </w:t>
+        <w:t xml:space="preserve">- Peu probable! Mohamed Djibril Diaw  n'arrive pas  à comprendre un petit texte lu dans une langue locale (s02q03). Veuillez corriger ou donner des explications au QG.  Incohérence ! le montant payé de Mohamed Djibril Diaw pour les frais de scolarité semble etre très élevé. veuillez, s'il vous plait, confirmer ces informations avec le QG ou apporter les corrections nécessaires.  Incohérence ! seulement les écoles gouvermentales paient les cotisations (Gouvernement, communauté, ONG ou organisation humanitaire). veuillez, s'il vous plait, confirmer cette information de Mohamed Djibril Diaw avec le QG ou apporter les corrections nécessaires. Le montant des frais pour les cahiers et autres matériels scolaires pour l'année scolaire de Mohamed Djibril Diaw est faible ou élevé, veuillez, s'il vous plait, confirmer ces informations avec le QG ou apporter les corrections nécessaires. Le montant des frais de cantines ou de restauration pour l'année scolaire de Mohamed Djibril Diaw est faible ou élevé. veuillez, s'il vous plait, confirmer ces informations avec le QG ou apporter les corrections nécessaires. Le montant des frais de transport pour l'année scolaire de Mohamed Djibril Diaw est faible ou élevé. veuillez, s'il vous plait, confirmer ces informations avec le QG ou apporter les corrections nécessaires. Attention ! Le frais de scolarité (365000 Fcfa) de Mohamed Djibril Diaw en 2ème année de Primaire est relativement élevé par rapport aux autres frais de scolarités observés dans cette zone. Prière de corriger ou de confirmer avec le QG. Attention ! Le frais de scolarité (20000 Fcfa) de Mohamed Djibril Diaw en 2ème année de Primaire est relativement élevé par rapport aux autres frais de scolarités observés dans cette zone. Prière de corriger ou de confirmer avec le QG. </w:t>
         <w:br/>
-        <w:t xml:space="preserve">- Peu probable! Ndeye Mareme Badji  n'arrive pas  à comprendre un petit texte lu dans une langue locale (s02q03). Veuillez corriger ou donner des explications au QG. </w:t>
+        <w:t xml:space="preserve">- Peu probable! Ndeye Mareme Badji  n'arrive pas  à comprendre un petit texte lu dans une langue locale (s02q03). Veuillez corriger ou donner des explications au QG. Attention ! Le frais de scolarité (5000 Fcfa) de Ndeye Mareme Badji en 2ème année de Secondaire 2 Général est relativement élevé par rapport aux autres frais de scolarités observés dans cette zone. Prière de corriger ou de confirmer avec le QG. </w:t>
         <w:br/>
         <w:t>- Peu probable! Ndeye Penda Diaw  n'arrive pas  à comprendre un petit texte lu dans une langue locale (s02q03). Veuillez corriger ou donner des explications au QG. Peu probable! Ndeye Penda Diaw  ne sait ni lire, ni écrire, ni comprendre dans aucune des langues  (s02q01,s02q02,s02q03). Veuillez corriger ou donner des explications au QG.</w:t>
       </w:r>
@@ -5920,7 +5937,7 @@
         <w:rPr>
           <w:sz w:val="20"/>
         </w:rPr>
-        <w:t>- Attention ! Le prix unitaire d'achat (1000 Fcfa) de Ail en Sachets (Moyen) est relativement élevé par rapport aux autres prix observés dans cette zone. Prière de corriger ou de confirmer avec le QG. Attention ! Le prix unitaire d'achat (1000 Fcfa) de Carotte en Tas (Moyen) est relativement élevé par rapport aux autres prix observés dans cette zone. Prière de corriger ou de confirmer avec le QG. Attention ! Le prix unitaire d'achat (1000 Fcfa) de Jus de fruits type 1 (orange, ananas, bissap, gingembre, jus de cajou, etc.) en Bouteille (Petit) est relativement élevé par rapport aux autres prix observés dans cette zone. Prière de corriger ou de confirmer avec le QG. Attention ! Le prix unitaire d'achat (1000 Fcfa) de Patate douce en Tas (Moyen) est relativement élevé par rapport aux autres prix observés dans cette zone. Prière de corriger ou de confirmer avec le QG. Attention ! Le prix unitaire d'achat (10000 Fcfa) de Poisson frais type 8 en Pièce (Moyen) est relativement élevé par rapport aux autres prix observés dans cette zone. Prière de corriger ou de confirmer avec le QG. Attention ! Le prix unitaire d'achat (1200 Fcfa) de Piment séché en Sachets (Moyen) est relativement élevé par rapport aux autres prix observés dans cette zone. Prière de corriger ou de confirmer avec le QG. Attention ! Le prix unitaire d'achat (1500 Fcfa) de Poivron frais en Tas (Moyen) est relativement élevé par rapport aux autres prix observés dans cette zone. Prière de corriger ou de confirmer avec le QG. Attention ! Le prix unitaire d'achat (2000 Fcfa) de Pastèque en Pièce (Moyen) est relativement élevé par rapport aux autres prix observés dans cette zone. Prière de corriger ou de confirmer avec le QG. Attention ! Le prix unitaire d'achat (2000 Fcfa) de Tomate fraîche en Kg (taille unique) est relativement élevé par rapport aux autres prix observés dans cette zone. Prière de corriger ou de confirmer avec le QG. Attention ! Le prix unitaire d'achat (225 Fcfa) de Spaghettis en Sachets industriel (Petit) est relativement faible par rapport aux autres prix observés dans cette zone. Prière de corriger ou de confirmer avec le QG. Attention ! Le prix unitaire d'achat (500 Fcfa) de Arachides pilées en Sachets (Moyen) est relativement élevé par rapport aux autres prix observés dans cette zone. Prière de corriger ou de confirmer avec le QG. Attention ! Le prix unitaire d'achat (500 Fcfa) de Soumbala (moutarde africaine) en Sachets (Moyen) est relativement élevé par rapport aux autres prix observés dans cette zone. Prière de corriger ou de confirmer avec le QG. Attention ! Le prix unitaire d'achat (5000 Fcfa) de Maquereau congelé en Tas (Moyen) est relativement élevé par rapport aux autres prix observés dans cette zone. Prière de corriger ou de confirmer avec le QG. Attention ! Soupçons de quantité anormale! Le ménage de AISSATOU NDIAYE avec une taille de 6 personnes a consommé 2 Kg en taille unique de Vermicelles qui est relativement élevé comme consommation par rapport à la condition de vie des autres ménages de même taille dans cette zone. Prière de corriger ou de confirmer avec le QG. Attention ! Soupçons de quantité anormale! Le ménage de AISSATOU NDIAYE avec une taille de 6 personnes a consommé 21 Cuillère en Tres petit de Café en poudre soluble qui est relativement élevé comme consommation par rapport à la condition de vie des autres ménages de même taille dans cette zone. Prière de corriger ou de confirmer avec le QG. Attention ! Soupçons de quantité anormale! Le ménage de AISSATOU NDIAYE avec une taille de 6 personnes a consommé 5 Kg en taille unique de Pomme de terre qui est relativement élevé comme consommation par rapport à la condition de vie des autres ménages de même taille dans cette zone. Prière de corriger ou de confirmer avec le QG. Attention ! Soupçons de quantité anormale! Le ménage de AISSATOU NDIAYE avec une taille de 6 personnes a consommé 6 Pièce en taille unique de Fromage qui est relativement élevé comme consommation par rapport à la condition de vie des autres ménages de même taille dans cette zone. Prière de corriger ou de confirmer avec le QG. Avertissement!! La quantité (3.5 litre) du produit Huile d'arachide raffinée consommée  par le ménage semble très élevé, prière de corriger ou confirmer avec le QG. Avertissement!!! Le ménage a consommé 12 Cuillère Petit de Chocolat pâte à tartiner, cette quantité semble anormale pour une consommation des 7 derniers jours.Prière de corriger ou de confirmer avec le QG. Avertissement!!! Le ménage a consommé 12 Pièce Petit de Caramel, bonbons, confiseries, etc., cette quantité semble anormale pour une consommation des 7 derniers jours.Prière de corriger ou de confirmer avec le QG. Avertissement!!! Le ménage a consommé 7 Verre ( à thé) taille unique de Thé en sachet, cette quantité semble anormale pour une consommation des 7 derniers jours.Les ménages consomment géneralement en sachet ou en paquet, prière de corriger ou de confirmer avec le QG. Incohérence!! Dans ce ménage, chaque individus consomme par jour 33.74166 Kg  de cereale; Prière de revoir les quantités prises de ces produits. Le prix d'achat unitaire (500 Fcfa) de Sel en Sac (10 Kg) de taille taille unique est très faible, prière de regarder les reponses prises dans les questions s07bq07a s07bq07b s07bq07c s07bq08 pour mieux corriger. Le prix d'achat unitaire (6000 Fcfa) de Silure séché en Kg de taille taille unique prière de regarder les reponses prises dans les questions s07bq07a s07bq07b s07bq07c s07bq08 pour mieux corriger.</w:t>
+        <w:t>- Attention ! Le prix unitaire d'achat (1000 Fcfa) de Ail en Sachets (Moyen) est relativement élevé par rapport aux autres prix observés dans cette zone. Prière de corriger ou de confirmer avec le QG. Attention ! Le prix unitaire d'achat (1000 Fcfa) de Aubergine   en Tas (Moyen) est relativement élevé par rapport aux autres prix observés dans cette zone. Prière de corriger ou de confirmer avec le QG. Attention ! Le prix unitaire d'achat (1000 Fcfa) de Aubergine sauvage  en Tas (Moyen) est relativement élevé par rapport aux autres prix observés dans cette zone. Prière de corriger ou de confirmer avec le QG. Attention ! Le prix unitaire d'achat (1000 Fcfa) de Carotte en Tas (Moyen) est relativement élevé par rapport aux autres prix observés dans cette zone. Prière de corriger ou de confirmer avec le QG. Attention ! Le prix unitaire d'achat (1000 Fcfa) de Jus de fruits type 1 (orange, ananas, bissap, gingembre, jus de cajou, etc.) en Bouteille (Petit) est relativement élevé par rapport aux autres prix observés dans cette zone. Prière de corriger ou de confirmer avec le QG. Attention ! Le prix unitaire d'achat (1000 Fcfa) de Patate douce en Tas (Moyen) est relativement élevé par rapport aux autres prix observés dans cette zone. Prière de corriger ou de confirmer avec le QG. Attention ! Le prix unitaire d'achat (10000 Fcfa) de Poisson frais type 8 en Pièce (Moyen) est relativement élevé par rapport aux autres prix observés dans cette zone. Prière de corriger ou de confirmer avec le QG. Attention ! Le prix unitaire d'achat (1200 Fcfa) de Piment séché en Sachets (Moyen) est relativement élevé par rapport aux autres prix observés dans cette zone. Prière de corriger ou de confirmer avec le QG. Attention ! Le prix unitaire d'achat (1500 Fcfa) de Poivron frais en Tas (Moyen) est relativement élevé par rapport aux autres prix observés dans cette zone. Prière de corriger ou de confirmer avec le QG. Attention ! Le prix unitaire d'achat (2000 Fcfa) de Pastèque en Pièce (Moyen) est relativement élevé par rapport aux autres prix observés dans cette zone. Prière de corriger ou de confirmer avec le QG. Attention ! Le prix unitaire d'achat (225 Fcfa) de Spaghettis en Sachets industriel (Petit) est relativement faible par rapport aux autres prix observés dans cette zone. Prière de corriger ou de confirmer avec le QG. Attention ! Le prix unitaire d'achat (300 Fcfa) de Concombre en Pièce (Moyen) est relativement élevé par rapport aux autres prix observés dans cette zone. Prière de corriger ou de confirmer avec le QG. Attention ! Le prix unitaire d'achat (3000 Fcfa) de Café en poudre soluble en Boite (Autre que la boite/pot de tomate) (Grand) est relativement faible par rapport aux autres prix observés dans cette zone. Prière de corriger ou de confirmer avec le QG. Attention ! Le prix unitaire d'achat (500 Fcfa) de Soumbala (moutarde africaine) en Sachets (Moyen) est relativement élevé par rapport aux autres prix observés dans cette zone. Prière de corriger ou de confirmer avec le QG. Attention ! Le prix unitaire d'achat (5000 Fcfa) de Maquereau congelé en Tas (Moyen) est relativement élevé par rapport aux autres prix observés dans cette zone. Prière de corriger ou de confirmer avec le QG. Attention ! Soupçons de quantité anormale! Le ménage de AISSATOU NDIAYE avec une taille de 6 personnes a consommé 4 Pièce en Moyen de Viande de poulet entier qui est relativement élevé comme consommation par rapport à la condition de vie des autres ménages de même taille dans cette zone. Prière de corriger ou de confirmer avec le QG. Attention ! Soupçons de quantité anormale! Le ménage de AISSATOU NDIAYE avec une taille de 6 personnes a consommé 5 Kg en taille unique de Pomme de terre qui est relativement élevé comme consommation par rapport à la condition de vie des autres ménages de même taille dans cette zone. Prière de corriger ou de confirmer avec le QG. Avertissement!! La quantité (3.5 litre) du produit Huile d'arachide raffinée consommée  par le ménage semble très élevé, prière de corriger ou confirmer avec le QG. Avertissement!!! Le ménage a consommé 12 Cuillère Petit de Chocolat pâte à tartiner, cette quantité semble anormale pour une consommation des 7 derniers jours.Prière de corriger ou de confirmer avec le QG. Avertissement!!! Le ménage a consommé 12 Pièce Petit de Caramel, bonbons, confiseries, etc., cette quantité semble anormale pour une consommation des 7 derniers jours.Prière de corriger ou de confirmer avec le QG. Avertissement!!! Le ménage a consommé 7 Verre ( à thé) taille unique de Thé en sachet, cette quantité semble anormale pour une consommation des 7 derniers jours.Les ménages consomment géneralement en sachet ou en paquet, prière de corriger ou de confirmer avec le QG. Incohérence!! Dans ce ménage, chaque individus consomme par jour 62.15476 Kg  de cereale; Prière de revoir les quantités prises de ces produits. Le prix d'achat unitaire (500 Fcfa) de Sel en Sac (10 Kg) de taille taille unique est très faible, prière de regarder les reponses prises dans les questions s07bq07a s07bq07b s07bq07c s07bq08 pour mieux corriger. Le prix d'achat unitaire (6000 Fcfa) de Silure séché en Kg de taille taille unique prière de regarder les reponses prises dans les questions s07bq07a s07bq07b s07bq07c s07bq08 pour mieux corriger.</w:t>
       </w:r>
     </w:p>
     <w:p>
@@ -6442,7 +6459,7 @@
         <w:rPr>
           <w:sz w:val="20"/>
         </w:rPr>
-        <w:t>- Attention ! Le prix unitaire d'achat (50 Fcfa) de Cube alimentaire (Maggi, Jumbo, ) en Cube (Moyen) est relativement élevé par rapport aux autres prix observés dans cette zone. Prière de corriger ou de confirmer avec le QG. Avertissement!!! Le ménage a consommé 14 Paquet Petit de Thé en sachet, cette quantité semble anormale pour une consommation des 7 derniers jours.Prière de corriger ou de confirmer avec le QG. Avertissement!! le prix unitaire (125 Fcfa) de Thé en sachet (unité: Paquet) de taille Petit est très faible ou élevé. Prière de corriger ou de confirmer avec le QG. Incohérence!! Dans ce ménage, chaque individus consomme par jour 58.66928 Kg  de cereale; Prière de revoir les quantités prises de ces produits.</w:t>
+        <w:t>- Attention ! Le prix unitaire d'achat (1600 Fcfa) de Huile de palme raffinée en Litre (taille unique) est relativement élevé par rapport aux autres prix observés dans cette zone. Prière de corriger ou de confirmer avec le QG. Attention ! Le prix unitaire d'achat (50 Fcfa) de Cube alimentaire (Maggi, Jumbo, ) en Cube (Moyen) est relativement élevé par rapport aux autres prix observés dans cette zone. Prière de corriger ou de confirmer avec le QG. Avertissement!!! Le ménage a consommé 14 Paquet Petit de Thé en sachet, cette quantité semble anormale pour une consommation des 7 derniers jours.Prière de corriger ou de confirmer avec le QG. Avertissement!! le prix unitaire (125 Fcfa) de Thé en sachet (unité: Paquet) de taille Petit est très faible ou élevé. Prière de corriger ou de confirmer avec le QG. Attention ! Soupçons de quantité anormale! Le ménage de ASSANE DIAGNE avec une taille de 4 personnes a consommé 14 Paquet en Petit de Thé en sachet qui est relativement élevé comme consommation par rapport à la condition de vie des autres ménages de même taille dans cette zone. Prière de corriger ou de confirmer avec le QG. Incohérence!! Dans ce ménage, chaque individus consomme par jour 151.1557 Kg  de cereale; Prière de revoir les quantités prises de ces produits.</w:t>
       </w:r>
     </w:p>
     <w:p>
@@ -6506,6 +6523,27 @@
           <w:sz w:val="20"/>
         </w:rPr>
         <w:t>- Avertissement!!! Le ménage de ASSANE DIAGNE a comme taille 4 personnes dont ils vivent à DAKAR Urbain et aucune d'entre ne possède une entreprise non agricole, prière de revoir cette partie de la section 10 de ce menage.</w:t>
+      </w:r>
+    </w:p>
+    <w:p>
+      <w:r>
+        <w:rPr>
+          <w:b/>
+          <w:color w:val="4672C4"/>
+          <w:sz w:val="22"/>
+        </w:rPr>
+        <w:t>&gt;&gt; Section11 - Caracteristiques logement</w:t>
+      </w:r>
+    </w:p>
+    <w:p>
+      <w:pPr>
+        <w:ind w:left="283"/>
+      </w:pPr>
+      <w:r>
+        <w:rPr>
+          <w:sz w:val="20"/>
+        </w:rPr>
+        <w:t>- le montant supporté par le ménage pour cette source d’énergie au cours des 30 derniers jours semble élevé, prière de confirmer ou corriger.</w:t>
       </w:r>
     </w:p>
     <w:p>
@@ -6914,6 +6952,27 @@
           <w:color w:val="4672C4"/>
           <w:sz w:val="22"/>
         </w:rPr>
+        <w:t>&gt;&gt; Section0 - Identification et renseignements de controle</w:t>
+      </w:r>
+    </w:p>
+    <w:p>
+      <w:pPr>
+        <w:ind w:left="283"/>
+      </w:pPr>
+      <w:r>
+        <w:rPr>
+          <w:sz w:val="20"/>
+        </w:rPr>
+        <w:t>- Le questionnaire semble ne pas être complètement fini mais le questionnaire est en statut complet, prière de compléter le questionnaire.</w:t>
+      </w:r>
+    </w:p>
+    <w:p>
+      <w:r>
+        <w:rPr>
+          <w:b/>
+          <w:color w:val="4672C4"/>
+          <w:sz w:val="22"/>
+        </w:rPr>
         <w:t>&gt;&gt; Section9b - Depenses non-alimentaires - 7 jours</w:t>
       </w:r>
     </w:p>
